--- a/plantillas_maestras/06_seguro_hogar_e_inmuebles/negativa_cobertura/2_o_mas_ddos_varios/varon/test_102.docx
+++ b/plantillas_maestras/06_seguro_hogar_e_inmuebles/negativa_cobertura/2_o_mas_ddos_varios/varon/test_102.docx
@@ -184,7 +184,7 @@
           <w:lang w:eastAsia="es-PE"/>
           <w14:ligatures w14:val="none"/>
         </w:rPr>
-        <w:t xml:space="preserve">   </w:t>
+        <w:t xml:space="preserve"> </w:t>
       </w:r>
       <w:r>
         <w:rPr>
@@ -1069,7 +1069,7 @@
           <w:lang w:eastAsia="es-PE"/>
           <w14:ligatures w14:val="none"/>
         </w:rPr>
-        <w:t xml:space="preserve">.  </w:t>
+        <w:t xml:space="preserve">. </w:t>
       </w:r>
     </w:p>
     <w:p>
@@ -1267,7 +1267,7 @@
           <w:rFonts w:ascii="Arial Narrow" w:eastAsia="Arial Narrow" w:hAnsi="Arial Narrow"/>
           <w:color w:val="000000"/>
         </w:rPr>
-        <w:t xml:space="preserve">(i) presentar una copia completa, legible y debidamente suscrita de la Póliza  </w:t>
+        <w:t xml:space="preserve">(i) presentar una copia completa, legible y debidamente suscrita de la Póliza </w:t>
       </w:r>
       <w:r>
         <w:rPr>
@@ -2122,7 +2122,7 @@
           <w:rFonts w:ascii="Arial Narrow" w:eastAsia="Arial Narrow" w:hAnsi="Arial Narrow"/>
           <w:color w:val="000000"/>
         </w:rPr>
-        <w:t xml:space="preserve">(i) presentar una copia completa, legible y debidamente suscrita de la Póliza  </w:t>
+        <w:t xml:space="preserve">(i) presentar una copia completa, legible y debidamente suscrita de la Póliza </w:t>
       </w:r>
       <w:r>
         <w:rPr>
@@ -3131,7 +3131,7 @@
           <w:sz w:val="14"/>
           <w:szCs w:val="14"/>
         </w:rPr>
-        <w:t xml:space="preserve">           </w:t>
+        <w:t xml:space="preserve"> </w:t>
       </w:r>
       <w:r>
         <w:rPr>
@@ -3149,7 +3149,7 @@
           <w:sz w:val="14"/>
           <w:szCs w:val="14"/>
         </w:rPr>
-        <w:t xml:space="preserve">LEY 29571, CÓDIGO DE PROTECCIÓN Y DEFENSA DEL CONSUMIDOR, publicado el 2 de setiembre de 2010 y modificado por Decreto Legislativo N 1308   </w:t>
+        <w:t xml:space="preserve">LEY 29571, CÓDIGO DE PROTECCIÓN Y DEFENSA DEL CONSUMIDOR, publicado el 2 de setiembre de 2010 y modificado por Decreto Legislativo N 1308 </w:t>
       </w:r>
     </w:p>
     <w:p>
@@ -3173,7 +3173,7 @@
           <w:sz w:val="14"/>
           <w:szCs w:val="14"/>
         </w:rPr>
-        <w:t xml:space="preserve">Artículo 18.- Idoneidad   </w:t>
+        <w:t xml:space="preserve">Artículo 18.- Idoneidad </w:t>
       </w:r>
     </w:p>
     <w:p>
@@ -3193,7 +3193,7 @@
           <w:sz w:val="14"/>
           <w:szCs w:val="14"/>
         </w:rPr>
-        <w:t xml:space="preserve">Se entiende por idoneidad la correspondencia entre lo que un consumidor espera y lo que efectivamente recibe, en función a lo que se le hubiera ofrecido, la publicidad e información transmitida, las condiciones y circunstancias de la transacción, las características y naturaleza del producto o servicio, el precio, entre otros factores, atendiendo a las circunstancias del caso.    </w:t>
+        <w:t xml:space="preserve">Se entiende por idoneidad la correspondencia entre lo que un consumidor espera y lo que efectivamente recibe, en función a lo que se le hubiera ofrecido, la publicidad e información transmitida, las condiciones y circunstancias de la transacción, las características y naturaleza del producto o servicio, el precio, entre otros factores, atendiendo a las circunstancias del caso. </w:t>
       </w:r>
     </w:p>
     <w:p>
@@ -3332,7 +3332,7 @@
           <w:sz w:val="14"/>
           <w:szCs w:val="14"/>
         </w:rPr>
-        <w:t xml:space="preserve">LEY 29571, CÓDIGO DE PROTECCIÓN Y DEFENSA DEL CONSUMIDOR, publicado el 2 de setiembre de 2010 y modificado por Decreto Legislativo N 1308   </w:t>
+        <w:t xml:space="preserve">LEY 29571, CÓDIGO DE PROTECCIÓN Y DEFENSA DEL CONSUMIDOR, publicado el 2 de setiembre de 2010 y modificado por Decreto Legislativo N 1308 </w:t>
       </w:r>
     </w:p>
     <w:p>
@@ -3882,7 +3882,7 @@
           <w:sz w:val="14"/>
           <w:szCs w:val="14"/>
         </w:rPr>
-        <w:t>El órgano resolutivo puede sancionar las infracciones administrativas a que se refiere el artículo 108º con amonestación y multas de hasta cuatrocientos cincuenta (450) Unidades Impositivas Tributarias (UIT), las cuales son calificadas de la siguiente manera:</w:t>
+        <w:t>El órgano resolutivo puede sancionar las infracciones administrativas a que se refiere el artículo 108 con amonestación y multas de hasta cuatrocientos cincuenta (450) Unidades Impositivas Tributarias (UIT), las cuales son calificadas de la siguiente manera:</w:t>
       </w:r>
     </w:p>
     <w:p>
@@ -5430,7 +5430,7 @@
               <w:sz w:val="16"/>
               <w:szCs w:val="16"/>
             </w:rPr>
-            <w:t xml:space="preserve">CNICA DE LA    </w:t>
+            <w:t xml:space="preserve">CNICA DE LA </w:t>
           </w:r>
         </w:p>
         <w:p>
